--- a/KMIP_PKCS11_KMS_Gap_Matrix.docx
+++ b/KMIP_PKCS11_KMS_Gap_Matrix.docx
@@ -233,7 +233,7 @@
               <w:rPr>
                 <w:sz w:val="18"/>
               </w:rPr>
-              <w:t>07 September 2026</w:t>
+              <w:t>10 September 2026</w:t>
             </w:r>
           </w:p>
         </w:tc>
@@ -6807,10 +6807,21 @@
           <w:i w:val="0"/>
           <w:sz w:val="20"/>
         </w:rPr>
-        <w:t>The requirement list was assembled from vendor capability documentation and the two NIST publications that define what a key management system owes its operator. The coverage column comes from this repository.</w:t>
+        <w:t>The requirement list was assembled from published vendor capability documentation and the two NIST publications that define what a key management system owes its operator. The coverage column comes entirely from this repository.</w:t>
       </w:r>
     </w:p>
     <w:p/>
+    <w:p>
+      <w:r>
+        <w:rPr>
+          <w:b/>
+          <w:i w:val="0"/>
+          <w:color w:val="2E6DA4"/>
+          <w:sz w:val="20"/>
+        </w:rPr>
+        <w:t>Products whose documentation was read</w:t>
+      </w:r>
+    </w:p>
     <w:tbl>
       <w:tblPr>
         <w:tblStyle w:val="TableGrid"/>
@@ -6834,7 +6845,7 @@
                 <w:color w:val="FFFFFF"/>
                 <w:sz w:val="17"/>
               </w:rPr>
-              <w:t>Source</w:t>
+              <w:t>Product</w:t>
             </w:r>
           </w:p>
         </w:tc>
@@ -6850,7 +6861,7 @@
                 <w:color w:val="FFFFFF"/>
                 <w:sz w:val="17"/>
               </w:rPr>
-              <w:t>Used for</w:t>
+              <w:t>What it contributed</w:t>
             </w:r>
           </w:p>
         </w:tc>
@@ -6880,7 +6891,7 @@
               <w:rPr>
                 <w:sz w:val="17"/>
               </w:rPr>
-              <w:t>Clustering, multi-tenancy, REST API, key lifecycle scope.</w:t>
+              <w:t>HA clustering and intelligent key sharing, multi-tenancy, REST API, key lifecycle scope, deployment options.</w:t>
             </w:r>
           </w:p>
         </w:tc>
@@ -6910,7 +6921,7 @@
               <w:rPr>
                 <w:sz w:val="17"/>
               </w:rPr>
-              <w:t>Quorum approval, BYOK, cloud EKM/XKS, tokenization.</w:t>
+              <w:t>Quorum approval policy, BYOK and BYOKMS, cloud EKM and AWS XKS, tokenization, FIPS 140-2 Level 3 appliance.</w:t>
             </w:r>
           </w:p>
         </w:tc>
@@ -6926,7 +6937,7 @@
               <w:rPr>
                 <w:sz w:val="17"/>
               </w:rPr>
-              <w:t>Entrust KeyControl, Utimaco ESKM</w:t>
+              <w:t>Entrust KeyControl</w:t>
             </w:r>
           </w:p>
         </w:tc>
@@ -6940,7 +6951,7 @@
               <w:rPr>
                 <w:sz w:val="17"/>
               </w:rPr>
-              <w:t>Enterprise deployment expectations, HA and DR framing.</w:t>
+              <w:t>Distributed isolated vaults for data residency; a compliance dashboard covering PCI DSS, HIPAA and NIST SP 800-130; automated rotation, backup and revocation; FIPS 140-3 and Common Criteria EAL4+ HSM integration.</w:t>
             </w:r>
           </w:p>
         </w:tc>
@@ -6956,7 +6967,7 @@
               <w:rPr>
                 <w:sz w:val="17"/>
               </w:rPr>
-              <w:t>AWS KMS, Azure Key Vault Managed HSM, GCP Cloud KMS</w:t>
+              <w:t>Utimaco Enterprise Secure Key Manager</w:t>
             </w:r>
           </w:p>
         </w:tc>
@@ -6970,7 +6981,7 @@
               <w:rPr>
                 <w:sz w:val="17"/>
               </w:rPr>
-              <w:t>External key store patterns, cloud integration surface.</w:t>
+              <w:t>Enterprise deployment expectations, HA and DR framing.</w:t>
             </w:r>
           </w:p>
         </w:tc>
@@ -6986,7 +6997,7 @@
               <w:rPr>
                 <w:sz w:val="17"/>
               </w:rPr>
-              <w:t>OASIS KMIP 2.1 and the KMIP 3.0 draft</w:t>
+              <w:t>AWS KMS, Azure Key Vault Managed HSM, Google Cloud KMS</w:t>
             </w:r>
           </w:p>
         </w:tc>
@@ -7000,7 +7011,64 @@
               <w:rPr>
                 <w:sz w:val="17"/>
               </w:rPr>
-              <w:t>Protocol scope, and what the protocol deliberately leaves out.</w:t>
+              <w:t>External key store patterns — AWS XKS, Azure external key management, Google Cloud EKM — BYOK import, rotation intervals, and the FIPS levels each is validated to.</w:t>
+            </w:r>
+          </w:p>
+        </w:tc>
+      </w:tr>
+    </w:tbl>
+    <w:p/>
+    <w:p>
+      <w:r>
+        <w:rPr>
+          <w:b/>
+          <w:i w:val="0"/>
+          <w:color w:val="2E6DA4"/>
+          <w:sz w:val="20"/>
+        </w:rPr>
+        <w:t>Standards and specifications</w:t>
+      </w:r>
+    </w:p>
+    <w:tbl>
+      <w:tblPr>
+        <w:tblStyle w:val="TableGrid"/>
+        <w:tblW w:type="auto" w:w="0"/>
+        <w:tblLook w:firstColumn="1" w:firstRow="1" w:lastColumn="0" w:lastRow="0" w:noHBand="0" w:noVBand="1" w:val="04A0"/>
+      </w:tblPr>
+      <w:tblGrid>
+        <w:gridCol w:w="4680"/>
+        <w:gridCol w:w="4680"/>
+      </w:tblGrid>
+      <w:tr>
+        <w:tc>
+          <w:tcPr>
+            <w:tcW w:type="dxa" w:w="3456"/>
+            <w:shd w:fill="1A3A5C" w:val="clear"/>
+          </w:tcPr>
+          <w:p>
+            <w:r>
+              <w:rPr>
+                <w:b/>
+                <w:color w:val="FFFFFF"/>
+                <w:sz w:val="17"/>
+              </w:rPr>
+              <w:t>Source</w:t>
+            </w:r>
+          </w:p>
+        </w:tc>
+        <w:tc>
+          <w:tcPr>
+            <w:tcW w:type="dxa" w:w="5904"/>
+            <w:shd w:fill="1A3A5C" w:val="clear"/>
+          </w:tcPr>
+          <w:p>
+            <w:r>
+              <w:rPr>
+                <w:b/>
+                <w:color w:val="FFFFFF"/>
+                <w:sz w:val="17"/>
+              </w:rPr>
+              <w:t>What it contributed</w:t>
             </w:r>
           </w:p>
         </w:tc>
@@ -7009,6 +7077,36 @@
         <w:tc>
           <w:tcPr>
             <w:tcW w:type="dxa" w:w="3456"/>
+            <w:shd w:fill="EEF4FA" w:val="clear"/>
+          </w:tcPr>
+          <w:p>
+            <w:r>
+              <w:rPr>
+                <w:sz w:val="17"/>
+              </w:rPr>
+              <w:t>OASIS KMIP 2.1, and the 3.0 draft (CSD02, May 2026)</w:t>
+            </w:r>
+          </w:p>
+        </w:tc>
+        <w:tc>
+          <w:tcPr>
+            <w:tcW w:type="dxa" w:w="5904"/>
+            <w:shd w:fill="EEF4FA" w:val="clear"/>
+          </w:tcPr>
+          <w:p>
+            <w:r>
+              <w:rPr>
+                <w:sz w:val="17"/>
+              </w:rPr>
+              <w:t>Protocol scope, and what the protocol deliberately leaves out. The 3.0 draft is where ML-KEM, ML-DSA, SLH-DSA and the Encapsulate / Decapsulate operations arrive.</w:t>
+            </w:r>
+          </w:p>
+        </w:tc>
+      </w:tr>
+      <w:tr>
+        <w:tc>
+          <w:tcPr>
+            <w:tcW w:type="dxa" w:w="3456"/>
             <w:shd w:fill="FFFFFF" w:val="clear"/>
           </w:tcPr>
           <w:p>
@@ -7060,7 +7158,7 @@
               <w:rPr>
                 <w:sz w:val="17"/>
               </w:rPr>
-              <w:t>Backup, recovery and audit requirements.</w:t>
+              <w:t>Backup, recovery, audit and disaster-recovery requirements.</w:t>
             </w:r>
           </w:p>
         </w:tc>
@@ -7096,6 +7194,17 @@
         </w:tc>
       </w:tr>
     </w:tbl>
+    <w:p/>
+    <w:p>
+      <w:r>
+        <w:rPr>
+          <w:b w:val="0"/>
+          <w:i/>
+          <w:sz w:val="18"/>
+        </w:rPr>
+        <w:t>A note on method, since it bears on how much weight the requirement list carries. The five products above were chosen because they span the category: two software-first platforms, one appliance vendor, one vault architecture, and the three cloud services. Their published documentation is marketing material and describes what each vendor chooses to advertise, so the list is a fair picture of what the market expects a KMS to do and not a substitute for a hands-on evaluation of any one product. Where several vendors describe the same capability in different words, it appears here once.</w:t>
+      </w:r>
+    </w:p>
     <w:p/>
     <w:p>
       <w:r>
@@ -7117,7 +7226,7 @@
           <w:color w:val="808080"/>
           <w:sz w:val="16"/>
         </w:rPr>
-        <w:t>KMIP on PKCS#11 — Enterprise KMS Gap Matrix — 07 September 2026</w:t>
+        <w:t>KMIP on PKCS#11 — Enterprise KMS Gap Matrix — 10 September 2026</w:t>
       </w:r>
     </w:p>
     <w:sectPr>

--- a/KMIP_PKCS11_KMS_Gap_Matrix.docx
+++ b/KMIP_PKCS11_KMS_Gap_Matrix.docx
@@ -140,7 +140,7 @@
               <w:rPr>
                 <w:sz w:val="18"/>
               </w:rPr>
-              <w:t>Thales CipherTrust Manager, Entrust KeyControl, Fortanix DSM, Utimaco ESKM, AWS/Azure/GCP KMS; NIST SP 800-57 and SP 800-152</w:t>
+              <w:t>Thales CipherTrust Manager, Entrust KeyControl, Fortanix DSM, Utimaco ESKM, Bloombase KeyCastle, Cosmian/Eviden KMS, Securosys CyberVault KMS, HashiCorp Vault, AWS/Azure/GCP KMS; NIST SP 800-57 and SP 800-152</w:t>
             </w:r>
           </w:p>
         </w:tc>
@@ -171,7 +171,7 @@
               <w:rPr>
                 <w:sz w:val="18"/>
               </w:rPr>
-              <w:t>74 across 7 domains</w:t>
+              <w:t>82 across 7 domains</w:t>
             </w:r>
           </w:p>
         </w:tc>
@@ -202,7 +202,7 @@
               <w:rPr>
                 <w:sz w:val="18"/>
               </w:rPr>
-              <w:t>32 covered · 16 partial · 26 not covered · 19 need work outside KMIP</w:t>
+              <w:t>32 covered · 18 partial · 32 not covered · 23 need work outside KMIP</w:t>
             </w:r>
           </w:p>
         </w:tc>
@@ -233,7 +233,7 @@
               <w:rPr>
                 <w:sz w:val="18"/>
               </w:rPr>
-              <w:t>10 September 2026</w:t>
+              <w:t>11 September 2026</w:t>
             </w:r>
           </w:p>
         </w:tc>
@@ -487,7 +487,7 @@
           <w:i w:val="0"/>
           <w:sz w:val="20"/>
         </w:rPr>
-        <w:t>74 features were assessed. 32 are covered, 16 partially, and 26 are not covered at all. Of everything short of full coverage, 19 cannot be reached through the KMIP protocol.</w:t>
+        <w:t>82 features were assessed. 32 are covered, 18 partially, and 32 are not covered at all. Of everything short of full coverage, 23 cannot be reached through the KMIP protocol.</w:t>
       </w:r>
     </w:p>
     <w:p/>
@@ -611,7 +611,7 @@
               <w:rPr>
                 <w:sz w:val="17"/>
               </w:rPr>
-              <w:t>14</w:t>
+              <w:t>15</w:t>
             </w:r>
           </w:p>
         </w:tc>
@@ -653,7 +653,7 @@
               <w:rPr>
                 <w:sz w:val="17"/>
               </w:rPr>
-              <w:t>2</w:t>
+              <w:t>3</w:t>
             </w:r>
           </w:p>
         </w:tc>
@@ -683,7 +683,7 @@
               <w:rPr>
                 <w:sz w:val="17"/>
               </w:rPr>
-              <w:t>12</w:t>
+              <w:t>15</w:t>
             </w:r>
           </w:p>
         </w:tc>
@@ -711,7 +711,7 @@
               <w:rPr>
                 <w:sz w:val="17"/>
               </w:rPr>
-              <w:t>4</w:t>
+              <w:t>5</w:t>
             </w:r>
           </w:p>
         </w:tc>
@@ -725,7 +725,7 @@
               <w:rPr>
                 <w:sz w:val="17"/>
               </w:rPr>
-              <w:t>7</w:t>
+              <w:t>9</w:t>
             </w:r>
           </w:p>
         </w:tc>
@@ -827,7 +827,7 @@
               <w:rPr>
                 <w:sz w:val="17"/>
               </w:rPr>
-              <w:t>10</w:t>
+              <w:t>11</w:t>
             </w:r>
           </w:p>
         </w:tc>
@@ -869,7 +869,7 @@
               <w:rPr>
                 <w:sz w:val="17"/>
               </w:rPr>
-              <w:t>5</w:t>
+              <w:t>6</w:t>
             </w:r>
           </w:p>
         </w:tc>
@@ -899,7 +899,7 @@
               <w:rPr>
                 <w:sz w:val="17"/>
               </w:rPr>
-              <w:t>10</w:t>
+              <w:t>11</w:t>
             </w:r>
           </w:p>
         </w:tc>
@@ -941,7 +941,7 @@
               <w:rPr>
                 <w:sz w:val="17"/>
               </w:rPr>
-              <w:t>4</w:t>
+              <w:t>5</w:t>
             </w:r>
           </w:p>
         </w:tc>
@@ -971,7 +971,7 @@
               <w:rPr>
                 <w:sz w:val="17"/>
               </w:rPr>
-              <w:t>8</w:t>
+              <w:t>9</w:t>
             </w:r>
           </w:p>
         </w:tc>
@@ -1013,7 +1013,7 @@
               <w:rPr>
                 <w:sz w:val="17"/>
               </w:rPr>
-              <w:t>2</w:t>
+              <w:t>3</w:t>
             </w:r>
           </w:p>
         </w:tc>
@@ -1043,7 +1043,7 @@
               <w:rPr>
                 <w:sz w:val="17"/>
               </w:rPr>
-              <w:t>7</w:t>
+              <w:t>8</w:t>
             </w:r>
           </w:p>
         </w:tc>
@@ -1071,7 +1071,7 @@
               <w:rPr>
                 <w:sz w:val="17"/>
               </w:rPr>
-              <w:t>1</w:t>
+              <w:t>2</w:t>
             </w:r>
           </w:p>
         </w:tc>
@@ -1115,7 +1115,7 @@
               <w:rPr>
                 <w:sz w:val="17"/>
               </w:rPr>
-              <w:t>74</w:t>
+              <w:t>82</w:t>
             </w:r>
           </w:p>
         </w:tc>
@@ -1143,7 +1143,7 @@
               <w:rPr>
                 <w:sz w:val="17"/>
               </w:rPr>
-              <w:t>16</w:t>
+              <w:t>18</w:t>
             </w:r>
           </w:p>
         </w:tc>
@@ -1157,7 +1157,7 @@
               <w:rPr>
                 <w:sz w:val="17"/>
               </w:rPr>
-              <w:t>26</w:t>
+              <w:t>32</w:t>
             </w:r>
           </w:p>
         </w:tc>
@@ -1231,7 +1231,7 @@
           <w:color w:val="404040"/>
           <w:sz w:val="18"/>
         </w:rPr>
-        <w:t>14 features — 8 covered, 4 partial, 2 not covered.</w:t>
+        <w:t>15 features — 8 covered, 4 partial, 3 not covered.</w:t>
       </w:r>
     </w:p>
     <w:tbl>
@@ -2170,6 +2170,75 @@
                 <w:sz w:val="17"/>
               </w:rPr>
               <w:t>Destroy zeroizes the PKCS#11 object; the audit row survives to resolve the identifier.</w:t>
+            </w:r>
+          </w:p>
+        </w:tc>
+      </w:tr>
+      <w:tr>
+        <w:tc>
+          <w:tcPr>
+            <w:tcW w:type="dxa" w:w="1800"/>
+            <w:shd w:fill="EEF4FA" w:val="clear"/>
+          </w:tcPr>
+          <w:p>
+            <w:r>
+              <w:rPr>
+                <w:b/>
+                <w:sz w:val="17"/>
+              </w:rPr>
+              <w:t>Key-bound usage policy enforced in hardware</w:t>
+            </w:r>
+          </w:p>
+        </w:tc>
+        <w:tc>
+          <w:tcPr>
+            <w:tcW w:type="dxa" w:w="2664"/>
+            <w:shd w:fill="EEF4FA" w:val="clear"/>
+          </w:tcPr>
+          <w:p>
+            <w:r>
+              <w:rPr>
+                <w:sz w:val="17"/>
+              </w:rPr>
+              <w:t>The approval quorum, time-lock or usage limit travels with the key inside the token, so the policy survives compromise of the management server.</w:t>
+            </w:r>
+          </w:p>
+        </w:tc>
+        <w:tc>
+          <w:tcPr>
+            <w:tcW w:type="dxa" w:w="1008"/>
+            <w:shd w:fill="F9E6E4" w:val="clear"/>
+          </w:tcPr>
+          <w:p>
+            <w:r>
+              <w:rPr>
+                <w:b/>
+                <w:color w:val="B3261E"/>
+                <w:sz w:val="17"/>
+              </w:rPr>
+              <w:t>Not covered</w:t>
+            </w:r>
+          </w:p>
+        </w:tc>
+        <w:tc>
+          <w:tcPr>
+            <w:tcW w:type="dxa" w:w="3888"/>
+            <w:shd w:fill="EEF4FA" w:val="clear"/>
+          </w:tcPr>
+          <w:p>
+            <w:r>
+              <w:rPr>
+                <w:b/>
+                <w:color w:val="2E6DA4"/>
+                <w:sz w:val="17"/>
+              </w:rPr>
+              <w:t xml:space="preserve">Outside KMIP — </w:t>
+            </w:r>
+            <w:r>
+              <w:rPr>
+                <w:sz w:val="17"/>
+              </w:rPr>
+              <w:t>Dual control here is enforced by the server: an attacker who owns the server owns the policy. Moving it into the key needs a token whose attributes carry approval rules and time-locks — Securosys Smart Key Attributes are the reference implementation — and SoftHSM has no equivalent. Token capability, not code.</w:t>
             </w:r>
           </w:p>
         </w:tc>
@@ -2199,7 +2268,7 @@
           <w:color w:val="404040"/>
           <w:sz w:val="18"/>
         </w:rPr>
-        <w:t>12 features — 1 covered, 4 partial, 7 not covered.</w:t>
+        <w:t>15 features — 1 covered, 5 partial, 9 not covered.</w:t>
       </w:r>
     </w:p>
     <w:tbl>
@@ -2489,7 +2558,7 @@
               <w:rPr>
                 <w:sz w:val="17"/>
               </w:rPr>
-              <w:t>Applications that speak PKCS#11 — databases, Java keystores — plugging straight in.</w:t>
+              <w:t>Applications plugging straight in through the interfaces they already speak — PKCS#11, and alongside it JCE and Microsoft CNG.</w:t>
             </w:r>
           </w:p>
         </w:tc>
@@ -3056,6 +3125,197 @@
                 <w:sz w:val="17"/>
               </w:rPr>
               <w:t>Certify, ReCertify and Validate exist but issue self-signed certificates only, with no CRL or OCSP. A real PKI means fronting a CA such as EJBCA; KMIP's Certify was never a CA.</w:t>
+            </w:r>
+          </w:p>
+        </w:tc>
+      </w:tr>
+      <w:tr>
+        <w:tc>
+          <w:tcPr>
+            <w:tcW w:type="dxa" w:w="1800"/>
+            <w:shd w:fill="EEF4FA" w:val="clear"/>
+          </w:tcPr>
+          <w:p>
+            <w:r>
+              <w:rPr>
+                <w:b/>
+                <w:sz w:val="17"/>
+              </w:rPr>
+              <w:t>Encryption as a service (data-plane API)</w:t>
+            </w:r>
+          </w:p>
+        </w:tc>
+        <w:tc>
+          <w:tcPr>
+            <w:tcW w:type="dxa" w:w="2664"/>
+            <w:shd w:fill="EEF4FA" w:val="clear"/>
+          </w:tcPr>
+          <w:p>
+            <w:r>
+              <w:rPr>
+                <w:sz w:val="17"/>
+              </w:rPr>
+              <w:t>Applications send data rather than fetching keys: encrypt, decrypt, sign and HMAC, plus data-key issuance and re-wrap to a newer key version.</w:t>
+            </w:r>
+          </w:p>
+        </w:tc>
+        <w:tc>
+          <w:tcPr>
+            <w:tcW w:type="dxa" w:w="1008"/>
+            <w:shd w:fill="F7EDDC" w:val="clear"/>
+          </w:tcPr>
+          <w:p>
+            <w:r>
+              <w:rPr>
+                <w:b/>
+                <w:color w:val="8F5610"/>
+                <w:sz w:val="17"/>
+              </w:rPr>
+              <w:t>Partial</w:t>
+            </w:r>
+          </w:p>
+        </w:tc>
+        <w:tc>
+          <w:tcPr>
+            <w:tcW w:type="dxa" w:w="3888"/>
+            <w:shd w:fill="EEF4FA" w:val="clear"/>
+          </w:tcPr>
+          <w:p>
+            <w:r>
+              <w:rPr>
+                <w:sz w:val="17"/>
+              </w:rPr>
+              <w:t>Encrypt, Decrypt, Sign, MAC and Hash already execute inside the token, so the capability exists over KMIP. Missing are a data-key call returning the wrapped and plaintext pair together, re-wrap to a newer version, and any of it over HTTP.</w:t>
+            </w:r>
+          </w:p>
+        </w:tc>
+      </w:tr>
+      <w:tr>
+        <w:tc>
+          <w:tcPr>
+            <w:tcW w:type="dxa" w:w="1800"/>
+            <w:shd w:fill="FFFFFF" w:val="clear"/>
+          </w:tcPr>
+          <w:p>
+            <w:r>
+              <w:rPr>
+                <w:b/>
+                <w:sz w:val="17"/>
+              </w:rPr>
+              <w:t>KMIP JSON and XML encodings</w:t>
+            </w:r>
+          </w:p>
+        </w:tc>
+        <w:tc>
+          <w:tcPr>
+            <w:tcW w:type="dxa" w:w="2664"/>
+            <w:shd w:fill="FFFFFF" w:val="clear"/>
+          </w:tcPr>
+          <w:p>
+            <w:r>
+              <w:rPr>
+                <w:sz w:val="17"/>
+              </w:rPr>
+              <w:t>The same protocol in the JSON and XML encodings OASIS defines, carried over HTTPS, so a client can speak KMIP without a TTLV codec.</w:t>
+            </w:r>
+          </w:p>
+        </w:tc>
+        <w:tc>
+          <w:tcPr>
+            <w:tcW w:type="dxa" w:w="1008"/>
+            <w:shd w:fill="F9E6E4" w:val="clear"/>
+          </w:tcPr>
+          <w:p>
+            <w:r>
+              <w:rPr>
+                <w:b/>
+                <w:color w:val="B3261E"/>
+                <w:sz w:val="17"/>
+              </w:rPr>
+              <w:t>Not covered</w:t>
+            </w:r>
+          </w:p>
+        </w:tc>
+        <w:tc>
+          <w:tcPr>
+            <w:tcW w:type="dxa" w:w="3888"/>
+            <w:shd w:fill="FFFFFF" w:val="clear"/>
+          </w:tcPr>
+          <w:p>
+            <w:r>
+              <w:rPr>
+                <w:sz w:val="17"/>
+              </w:rPr>
+              <w:t>In-protocol and well specified: a second codec beside core/ttlv.py plus an HTTP binding, reusing the object model unchanged. Worth doing when a client asks — nothing depends on it today.</w:t>
+            </w:r>
+          </w:p>
+        </w:tc>
+      </w:tr>
+      <w:tr>
+        <w:tc>
+          <w:tcPr>
+            <w:tcW w:type="dxa" w:w="1800"/>
+            <w:shd w:fill="EEF4FA" w:val="clear"/>
+          </w:tcPr>
+          <w:p>
+            <w:r>
+              <w:rPr>
+                <w:b/>
+                <w:sz w:val="17"/>
+              </w:rPr>
+              <w:t>OpenAPI specification and generated clients</w:t>
+            </w:r>
+          </w:p>
+        </w:tc>
+        <w:tc>
+          <w:tcPr>
+            <w:tcW w:type="dxa" w:w="2664"/>
+            <w:shd w:fill="EEF4FA" w:val="clear"/>
+          </w:tcPr>
+          <w:p>
+            <w:r>
+              <w:rPr>
+                <w:sz w:val="17"/>
+              </w:rPr>
+              <w:t>A machine-readable description of the API with an interactive explorer, and client libraries generated from it rather than hand-written.</w:t>
+            </w:r>
+          </w:p>
+        </w:tc>
+        <w:tc>
+          <w:tcPr>
+            <w:tcW w:type="dxa" w:w="1008"/>
+            <w:shd w:fill="F9E6E4" w:val="clear"/>
+          </w:tcPr>
+          <w:p>
+            <w:r>
+              <w:rPr>
+                <w:b/>
+                <w:color w:val="B3261E"/>
+                <w:sz w:val="17"/>
+              </w:rPr>
+              <w:t>Not covered</w:t>
+            </w:r>
+          </w:p>
+        </w:tc>
+        <w:tc>
+          <w:tcPr>
+            <w:tcW w:type="dxa" w:w="3888"/>
+            <w:shd w:fill="EEF4FA" w:val="clear"/>
+          </w:tcPr>
+          <w:p>
+            <w:r>
+              <w:rPr>
+                <w:b/>
+                <w:color w:val="2E6DA4"/>
+                <w:sz w:val="17"/>
+              </w:rPr>
+              <w:t xml:space="preserve">Outside KMIP — </w:t>
+            </w:r>
+            <w:r>
+              <w:rPr>
+                <w:sz w:val="17"/>
+              </w:rPr>
+              <w:t>There is no API to describe yet. Generating both the document and the clients from the router's route table is what stops either drifting from the server.</w:t>
             </w:r>
           </w:p>
         </w:tc>
@@ -4024,7 +4284,7 @@
           <w:color w:val="404040"/>
           <w:sz w:val="18"/>
         </w:rPr>
-        <w:t>10 features — 3 covered, 2 partial, 5 not covered.</w:t>
+        <w:t>11 features — 3 covered, 2 partial, 6 not covered.</w:t>
       </w:r>
     </w:p>
     <w:tbl>
@@ -4735,6 +4995,75 @@
                 <w:sz w:val="17"/>
               </w:rPr>
               <w:t>The capability probe knows what the token supports and every object records its algorithm; nothing surfaces it as a report.</w:t>
+            </w:r>
+          </w:p>
+        </w:tc>
+      </w:tr>
+      <w:tr>
+        <w:tc>
+          <w:tcPr>
+            <w:tcW w:type="dxa" w:w="1800"/>
+            <w:shd w:fill="EEF4FA" w:val="clear"/>
+          </w:tcPr>
+          <w:p>
+            <w:r>
+              <w:rPr>
+                <w:b/>
+                <w:sz w:val="17"/>
+              </w:rPr>
+              <w:t>Certificate discovery and expiry monitoring</w:t>
+            </w:r>
+          </w:p>
+        </w:tc>
+        <w:tc>
+          <w:tcPr>
+            <w:tcW w:type="dxa" w:w="2664"/>
+            <w:shd w:fill="EEF4FA" w:val="clear"/>
+          </w:tcPr>
+          <w:p>
+            <w:r>
+              <w:rPr>
+                <w:sz w:val="17"/>
+              </w:rPr>
+              <w:t>Find the certificates in use across the estate, track expiry, and warn before something goes down.</w:t>
+            </w:r>
+          </w:p>
+        </w:tc>
+        <w:tc>
+          <w:tcPr>
+            <w:tcW w:type="dxa" w:w="1008"/>
+            <w:shd w:fill="F9E6E4" w:val="clear"/>
+          </w:tcPr>
+          <w:p>
+            <w:r>
+              <w:rPr>
+                <w:b/>
+                <w:color w:val="B3261E"/>
+                <w:sz w:val="17"/>
+              </w:rPr>
+              <w:t>Not covered</w:t>
+            </w:r>
+          </w:p>
+        </w:tc>
+        <w:tc>
+          <w:tcPr>
+            <w:tcW w:type="dxa" w:w="3888"/>
+            <w:shd w:fill="EEF4FA" w:val="clear"/>
+          </w:tcPr>
+          <w:p>
+            <w:r>
+              <w:rPr>
+                <w:b/>
+                <w:color w:val="2E6DA4"/>
+                <w:sz w:val="17"/>
+              </w:rPr>
+              <w:t xml:space="preserve">Outside KMIP — </w:t>
+            </w:r>
+            <w:r>
+              <w:rPr>
+                <w:sz w:val="17"/>
+              </w:rPr>
+              <w:t>This server knows only the certificates registered with it. Discovery means scanning endpoints and stores it does not own — a separate scanner feeding the inventory, not a KMIP operation.</w:t>
             </w:r>
           </w:p>
         </w:tc>
@@ -4764,7 +5093,7 @@
           <w:color w:val="404040"/>
           <w:sz w:val="18"/>
         </w:rPr>
-        <w:t>10 features — 3 covered, 3 partial, 4 not covered.</w:t>
+        <w:t>11 features — 3 covered, 3 partial, 5 not covered.</w:t>
       </w:r>
     </w:p>
     <w:tbl>
@@ -5467,6 +5796,75 @@
                 <w:sz w:val="17"/>
               </w:rPr>
               <w:t>A two-stage Dockerfile exists and its inputs are checked, but it has never been executed — this environment blocks Docker Hub. No Helm chart or operator.</w:t>
+            </w:r>
+          </w:p>
+        </w:tc>
+      </w:tr>
+      <w:tr>
+        <w:tc>
+          <w:tcPr>
+            <w:tcW w:type="dxa" w:w="1800"/>
+            <w:shd w:fill="EEF4FA" w:val="clear"/>
+          </w:tcPr>
+          <w:p>
+            <w:r>
+              <w:rPr>
+                <w:b/>
+                <w:sz w:val="17"/>
+              </w:rPr>
+              <w:t>Confidential computing deployment</w:t>
+            </w:r>
+          </w:p>
+        </w:tc>
+        <w:tc>
+          <w:tcPr>
+            <w:tcW w:type="dxa" w:w="2664"/>
+            <w:shd w:fill="EEF4FA" w:val="clear"/>
+          </w:tcPr>
+          <w:p>
+            <w:r>
+              <w:rPr>
+                <w:sz w:val="17"/>
+              </w:rPr>
+              <w:t>Run inside a TEE or confidential VM with remote attestation, so the host operator cannot read process memory.</w:t>
+            </w:r>
+          </w:p>
+        </w:tc>
+        <w:tc>
+          <w:tcPr>
+            <w:tcW w:type="dxa" w:w="1008"/>
+            <w:shd w:fill="F9E6E4" w:val="clear"/>
+          </w:tcPr>
+          <w:p>
+            <w:r>
+              <w:rPr>
+                <w:b/>
+                <w:color w:val="B3261E"/>
+                <w:sz w:val="17"/>
+              </w:rPr>
+              <w:t>Not covered</w:t>
+            </w:r>
+          </w:p>
+        </w:tc>
+        <w:tc>
+          <w:tcPr>
+            <w:tcW w:type="dxa" w:w="3888"/>
+            <w:shd w:fill="EEF4FA" w:val="clear"/>
+          </w:tcPr>
+          <w:p>
+            <w:r>
+              <w:rPr>
+                <w:b/>
+                <w:color w:val="2E6DA4"/>
+                <w:sz w:val="17"/>
+              </w:rPr>
+              <w:t xml:space="preserve">Outside KMIP — </w:t>
+            </w:r>
+            <w:r>
+              <w:rPr>
+                <w:sz w:val="17"/>
+              </w:rPr>
+              <w:t>Mostly deployment and attestation rather than code, but not free: it needs a store designed for an untrusted host, and an attestation a client can check before it trusts the service.</w:t>
             </w:r>
           </w:p>
         </w:tc>
@@ -5496,7 +5894,7 @@
           <w:color w:val="404040"/>
           <w:sz w:val="18"/>
         </w:rPr>
-        <w:t>8 features — 5 covered, 1 partial, 2 not covered.</w:t>
+        <w:t>9 features — 5 covered, 1 partial, 3 not covered.</w:t>
       </w:r>
     </w:p>
     <w:tbl>
@@ -6077,6 +6475,67 @@
                 <w:sz w:val="17"/>
               </w:rPr>
               <w:t>Approaching expiry is logged and audited, and counters are exported, but nothing pushes. Alertmanager rules over the existing metrics would close most of it.</w:t>
+            </w:r>
+          </w:p>
+        </w:tc>
+      </w:tr>
+      <w:tr>
+        <w:tc>
+          <w:tcPr>
+            <w:tcW w:type="dxa" w:w="1800"/>
+            <w:shd w:fill="EEF4FA" w:val="clear"/>
+          </w:tcPr>
+          <w:p>
+            <w:r>
+              <w:rPr>
+                <w:b/>
+                <w:sz w:val="17"/>
+              </w:rPr>
+              <w:t>Distributed tracing</w:t>
+            </w:r>
+          </w:p>
+        </w:tc>
+        <w:tc>
+          <w:tcPr>
+            <w:tcW w:type="dxa" w:w="2664"/>
+            <w:shd w:fill="EEF4FA" w:val="clear"/>
+          </w:tcPr>
+          <w:p>
+            <w:r>
+              <w:rPr>
+                <w:sz w:val="17"/>
+              </w:rPr>
+              <w:t>Spans across the service and into the token, usually OpenTelemetry, so a slow request can be explained rather than guessed at.</w:t>
+            </w:r>
+          </w:p>
+        </w:tc>
+        <w:tc>
+          <w:tcPr>
+            <w:tcW w:type="dxa" w:w="1008"/>
+            <w:shd w:fill="F9E6E4" w:val="clear"/>
+          </w:tcPr>
+          <w:p>
+            <w:r>
+              <w:rPr>
+                <w:b/>
+                <w:color w:val="B3261E"/>
+                <w:sz w:val="17"/>
+              </w:rPr>
+              <w:t>Not covered</w:t>
+            </w:r>
+          </w:p>
+        </w:tc>
+        <w:tc>
+          <w:tcPr>
+            <w:tcW w:type="dxa" w:w="3888"/>
+            <w:shd w:fill="EEF4FA" w:val="clear"/>
+          </w:tcPr>
+          <w:p>
+            <w:r>
+              <w:rPr>
+                <w:sz w:val="17"/>
+              </w:rPr>
+              <w:t>Structured logs carry a request identifier, which answers what happened but not where the time went. Nothing exports spans.</w:t>
             </w:r>
           </w:p>
         </w:tc>
@@ -6106,7 +6565,7 @@
           <w:color w:val="404040"/>
           <w:sz w:val="18"/>
         </w:rPr>
-        <w:t>7 features — 6 covered, 1 partial, 0 not covered.</w:t>
+        <w:t>8 features — 6 covered, 2 partial, 0 not covered.</w:t>
       </w:r>
     </w:p>
     <w:tbl>
@@ -6610,6 +7069,67 @@
                 <w:sz w:val="17"/>
               </w:rPr>
               <w:t>systemd unit with no capabilities, strict filesystem protection, syscall filtering and a dedicated user.</w:t>
+            </w:r>
+          </w:p>
+        </w:tc>
+      </w:tr>
+      <w:tr>
+        <w:tc>
+          <w:tcPr>
+            <w:tcW w:type="dxa" w:w="1800"/>
+            <w:shd w:fill="FFFFFF" w:val="clear"/>
+          </w:tcPr>
+          <w:p>
+            <w:r>
+              <w:rPr>
+                <w:b/>
+                <w:sz w:val="17"/>
+              </w:rPr>
+              <w:t>Sealed startup with quorum unseal</w:t>
+            </w:r>
+          </w:p>
+        </w:tc>
+        <w:tc>
+          <w:tcPr>
+            <w:tcW w:type="dxa" w:w="2664"/>
+            <w:shd w:fill="FFFFFF" w:val="clear"/>
+          </w:tcPr>
+          <w:p>
+            <w:r>
+              <w:rPr>
+                <w:sz w:val="17"/>
+              </w:rPr>
+              <w:t>The service starts sealed and its state stays unreadable until unsealed — by a quorum of operator-held shares, or automatically by a trusted device — and the shares can be re-issued without downtime.</w:t>
+            </w:r>
+          </w:p>
+        </w:tc>
+        <w:tc>
+          <w:tcPr>
+            <w:tcW w:type="dxa" w:w="1008"/>
+            <w:shd w:fill="F7EDDC" w:val="clear"/>
+          </w:tcPr>
+          <w:p>
+            <w:r>
+              <w:rPr>
+                <w:b/>
+                <w:color w:val="8F5610"/>
+                <w:sz w:val="17"/>
+              </w:rPr>
+              <w:t>Partial</w:t>
+            </w:r>
+          </w:p>
+        </w:tc>
+        <w:tc>
+          <w:tcPr>
+            <w:tcW w:type="dxa" w:w="3888"/>
+            <w:shd w:fill="FFFFFF" w:val="clear"/>
+          </w:tcPr>
+          <w:p>
+            <w:r>
+              <w:rPr>
+                <w:sz w:val="17"/>
+              </w:rPr>
+              <w:t>The auto-unseal half exists: the store is encrypted under a non-extractable HSM key, so a stolen database is inert without the token. There is no operator quorum and no re-issue ceremony — whoever holds the token PIN unseals it alone.</w:t>
             </w:r>
           </w:p>
         </w:tc>
@@ -7016,6 +7536,126 @@
           </w:p>
         </w:tc>
       </w:tr>
+      <w:tr>
+        <w:tc>
+          <w:tcPr>
+            <w:tcW w:type="dxa" w:w="3456"/>
+            <w:shd w:fill="FFFFFF" w:val="clear"/>
+          </w:tcPr>
+          <w:p>
+            <w:r>
+              <w:rPr>
+                <w:sz w:val="17"/>
+              </w:rPr>
+              <w:t>Bloombase KeyCastle</w:t>
+            </w:r>
+          </w:p>
+        </w:tc>
+        <w:tc>
+          <w:tcPr>
+            <w:tcW w:type="dxa" w:w="5904"/>
+            <w:shd w:fill="FFFFFF" w:val="clear"/>
+          </w:tcPr>
+          <w:p>
+            <w:r>
+              <w:rPr>
+                <w:sz w:val="17"/>
+              </w:rPr>
+              <w:t>The appliance-era operations surface: web console, SNMP v1/v2c/v3 and syslog with rotation and archival, multiple certificate authorities, X.509 and PKCS#12 import and export, and a published interoperability programme — which is what KMIP interoperability certification looks like in practice.</w:t>
+            </w:r>
+          </w:p>
+        </w:tc>
+      </w:tr>
+      <w:tr>
+        <w:tc>
+          <w:tcPr>
+            <w:tcW w:type="dxa" w:w="3456"/>
+            <w:shd w:fill="EEF4FA" w:val="clear"/>
+          </w:tcPr>
+          <w:p>
+            <w:r>
+              <w:rPr>
+                <w:sz w:val="17"/>
+              </w:rPr>
+              <w:t>Cosmian / Eviden KMS</w:t>
+            </w:r>
+          </w:p>
+        </w:tc>
+        <w:tc>
+          <w:tcPr>
+            <w:tcW w:type="dxa" w:w="5904"/>
+            <w:shd w:fill="EEF4FA" w:val="clear"/>
+          </w:tcPr>
+          <w:p>
+            <w:r>
+              <w:rPr>
+                <w:sz w:val="17"/>
+              </w:rPr>
+              <w:t>KMIP in JSON as well as binary TTLV; post-quantum algorithms shipping now; an encryption oracle rather than key delivery; SQLite, PostgreSQL, MySQL, MariaDB and Redis backends; OpenTelemetry; OpenAPI 3.1 with an interactive explorer; and deployment inside a confidential VM.</w:t>
+            </w:r>
+          </w:p>
+        </w:tc>
+      </w:tr>
+      <w:tr>
+        <w:tc>
+          <w:tcPr>
+            <w:tcW w:type="dxa" w:w="3456"/>
+            <w:shd w:fill="FFFFFF" w:val="clear"/>
+          </w:tcPr>
+          <w:p>
+            <w:r>
+              <w:rPr>
+                <w:sz w:val="17"/>
+              </w:rPr>
+              <w:t>Securosys CyberVault KMS</w:t>
+            </w:r>
+          </w:p>
+        </w:tc>
+        <w:tc>
+          <w:tcPr>
+            <w:tcW w:type="dxa" w:w="5904"/>
+            <w:shd w:fill="FFFFFF" w:val="clear"/>
+          </w:tcPr>
+          <w:p>
+            <w:r>
+              <w:rPr>
+                <w:sz w:val="17"/>
+              </w:rPr>
+              <w:t>Smart Key Attributes — quorum approval, time-locks and timeouts bound to the key and enforced inside the HSM rather than by the management server; certificate discovery and expiry monitoring; posture checks for unused keys and weak configurations; ML-KEM, ML-DSA, SLH-DSA and LMS; REST, KMIP, PKCS#11, JCE and CNG side by side.</w:t>
+            </w:r>
+          </w:p>
+        </w:tc>
+      </w:tr>
+      <w:tr>
+        <w:tc>
+          <w:tcPr>
+            <w:tcW w:type="dxa" w:w="3456"/>
+            <w:shd w:fill="EEF4FA" w:val="clear"/>
+          </w:tcPr>
+          <w:p>
+            <w:r>
+              <w:rPr>
+                <w:sz w:val="17"/>
+              </w:rPr>
+              <w:t>HashiCorp Vault</w:t>
+            </w:r>
+          </w:p>
+        </w:tc>
+        <w:tc>
+          <w:tcPr>
+            <w:tcW w:type="dxa" w:w="5904"/>
+            <w:shd w:fill="EEF4FA" w:val="clear"/>
+          </w:tcPr>
+          <w:p>
+            <w:r>
+              <w:rPr>
+                <w:sz w:val="17"/>
+              </w:rPr>
+              <w:t>The vault architecture: a service that starts sealed and unseals on a quorum of Shamir shares or a trusted device; namespaces with their own policies; identity entities and groups; rate-limit quotas; performance and disaster-recovery replication; encryption as a service through the transit engine; and KMIP as one more front end.</w:t>
+            </w:r>
+          </w:p>
+        </w:tc>
+      </w:tr>
     </w:tbl>
     <w:p/>
     <w:p>
@@ -7202,7 +7842,29 @@
           <w:i/>
           <w:sz w:val="18"/>
         </w:rPr>
-        <w:t>A note on method, since it bears on how much weight the requirement list carries. The five products above were chosen because they span the category: two software-first platforms, one appliance vendor, one vault architecture, and the three cloud services. Their published documentation is marketing material and describes what each vendor chooses to advertise, so the list is a fair picture of what the market expects a KMS to do and not a substitute for a hands-on evaluation of any one product. Where several vendors describe the same capability in different words, it appears here once.</w:t>
+        <w:t>A note on method, since it bears on how much weight the requirement list carries. The nine products above were chosen because they span the category: software-first platforms, appliance vendors, an HSM-centric control plane, a source-available implementation, a vault architecture, and the three cloud services. Their published documentation describes what each vendor chooses to advertise, so the list is a fair picture of what the market expects a KMS to do and not a substitute for a hands-on evaluation of any one product. Where several vendors describe the same capability in different words, it appears here once.</w:t>
+      </w:r>
+    </w:p>
+    <w:p/>
+    <w:p>
+      <w:r>
+        <w:rPr>
+          <w:b w:val="0"/>
+          <w:i/>
+          <w:sz w:val="18"/>
+        </w:rPr>
+        <w:t>The four products added in this revision were researched through indexed summaries of their documentation rather than the pages themselves: the network policy in the environment this document is built in blocks all four vendor documentation domains. That is a real limit on depth and it is recorded here rather than glossed over — it is also why the provenance document marks only what a source's documentation was actually seen to name.</w:t>
+      </w:r>
+    </w:p>
+    <w:p/>
+    <w:p>
+      <w:r>
+        <w:rPr>
+          <w:b w:val="0"/>
+          <w:i/>
+          <w:sz w:val="18"/>
+        </w:rPr>
+        <w:t>One capability was read and deliberately not made a requirement. Securosys ships a conversational assistant that generates and manages keys from natural-language instructions. It is a real feature, but a requirement list is a statement about what a key management system owes its operator, and an assistant that can issue privileged operations is not yet something the category expects — or has agreed how to audit. It is noted here so the omission is visible as a judgement rather than an oversight.</w:t>
       </w:r>
     </w:p>
     <w:p/>
@@ -7226,7 +7888,7 @@
           <w:color w:val="808080"/>
           <w:sz w:val="16"/>
         </w:rPr>
-        <w:t>KMIP on PKCS#11 — Enterprise KMS Gap Matrix — 10 September 2026</w:t>
+        <w:t>KMIP on PKCS#11 — Enterprise KMS Gap Matrix — 11 September 2026</w:t>
       </w:r>
     </w:p>
     <w:sectPr>

--- a/KMIP_PKCS11_KMS_Gap_Matrix.docx
+++ b/KMIP_PKCS11_KMS_Gap_Matrix.docx
@@ -233,7 +233,7 @@
               <w:rPr>
                 <w:sz w:val="18"/>
               </w:rPr>
-              <w:t>11 September 2026</w:t>
+              <w:t>12 September 2026</w:t>
             </w:r>
           </w:p>
         </w:tc>
@@ -7888,7 +7888,7 @@
           <w:color w:val="808080"/>
           <w:sz w:val="16"/>
         </w:rPr>
-        <w:t>KMIP on PKCS#11 — Enterprise KMS Gap Matrix — 11 September 2026</w:t>
+        <w:t>KMIP on PKCS#11 — Enterprise KMS Gap Matrix — 12 September 2026</w:t>
       </w:r>
     </w:p>
     <w:sectPr>
